--- a/public/downloads/minutes-meeting-22-11-2025-FULL-TRANSCRIPT.docx
+++ b/public/downloads/minutes-meeting-22-11-2025-FULL-TRANSCRIPT.docx
@@ -320,9 +320,21 @@
           <w:b/>
           <w:i w:val="0"/>
           <w:color w:val="8B2E2E"/>
-          <w:sz w:val="26"/>
+          <w:sz w:val="32"/>
         </w:rPr>
-        <w:t>Page 1 of 2</w:t>
+        <w:t>BEFORE THE SOLE ARBITRATOR</w:t>
+      </w:r>
+    </w:p>
+    <w:p>
+      <w:r>
+        <w:rPr>
+          <w:rFonts w:ascii="Times New Roman" w:hAnsi="Times New Roman" w:eastAsia="Times New Roman"/>
+          <w:b/>
+          <w:i w:val="0"/>
+          <w:color w:val="8B2E2E"/>
+          <w:sz w:val="32"/>
+        </w:rPr>
+        <w:t>SR. ADV. NITIN N. N. P. SARDESSAI</w:t>
       </w:r>
     </w:p>
     <w:p>
@@ -333,7 +345,7 @@
           <w:i w:val="0"/>
           <w:sz w:val="22"/>
         </w:rPr>
-        <w:t>BEFORE THE SOLE ARBITRATOR</w:t>
+        <w:t>AT PANAJI – GOA</w:t>
       </w:r>
     </w:p>
     <w:p>
@@ -344,7 +356,7 @@
           <w:i w:val="0"/>
           <w:sz w:val="22"/>
         </w:rPr>
-        <w:t xml:space="preserve">              SR. ADV. NITIN N. N. P. SARDESSAI</w:t>
+        <w:t>VIKRAM SHAH</w:t>
       </w:r>
     </w:p>
     <w:p>
@@ -355,7 +367,7 @@
           <w:i w:val="0"/>
           <w:sz w:val="22"/>
         </w:rPr>
-        <w:t xml:space="preserve">                       AT PANAJI – GOA</w:t>
+        <w:t>…CLAIMANT</w:t>
       </w:r>
     </w:p>
     <w:p>
@@ -366,7 +378,7 @@
           <w:i w:val="0"/>
           <w:sz w:val="22"/>
         </w:rPr>
-        <w:t>VIKRAM SHAH                                       …CLAIMANT</w:t>
+        <w:t>VERSUS</w:t>
       </w:r>
     </w:p>
     <w:p>
@@ -377,7 +389,7 @@
           <w:i w:val="0"/>
           <w:sz w:val="22"/>
         </w:rPr>
-        <w:t xml:space="preserve">                              VERSUS</w:t>
+        <w:t>RIVA TRINDADE AND 3 ORS</w:t>
       </w:r>
     </w:p>
     <w:p>
@@ -388,7 +400,19 @@
           <w:i w:val="0"/>
           <w:sz w:val="22"/>
         </w:rPr>
-        <w:t>RIVA TRINDADE AND 3 ORS                           …RESPONDENTS</w:t>
+        <w:t>…RESPONDENTS</w:t>
+      </w:r>
+    </w:p>
+    <w:p>
+      <w:r>
+        <w:rPr>
+          <w:rFonts w:ascii="Times New Roman" w:hAnsi="Times New Roman" w:eastAsia="Times New Roman"/>
+          <w:b/>
+          <w:i w:val="0"/>
+          <w:color w:val="8B2E2E"/>
+          <w:sz w:val="32"/>
+        </w:rPr>
+        <w:t>MINUTES OF PROCEEDINGS HELD ON 22&lt;sup&gt;nd&lt;/sup&gt; NOVEMBER AT</w:t>
       </w:r>
     </w:p>
     <w:p>
@@ -399,7 +423,7 @@
           <w:i w:val="0"/>
           <w:sz w:val="22"/>
         </w:rPr>
-        <w:t>MINUTES OF PROCEEDINGS HELD ON 22nd NOVEMBER AT</w:t>
+        <w:t>&lt;u&gt;11.30 AM&lt;/u&gt;</w:t>
       </w:r>
     </w:p>
     <w:p>
@@ -410,7 +434,7 @@
           <w:i w:val="0"/>
           <w:sz w:val="22"/>
         </w:rPr>
-        <w:t xml:space="preserve">                             11.30 AM</w:t>
+        <w:t>1. Adv. Vledson Braganza appeared on behalf of Mr. Riva Trindade,</w:t>
       </w:r>
     </w:p>
     <w:p>
@@ -421,7 +445,7 @@
           <w:i w:val="0"/>
           <w:sz w:val="22"/>
         </w:rPr>
-        <w:t>1.   Adv. Vledson Braganza appeared on behalf of Mr. Riva Trindade,</w:t>
+        <w:t>Mrs. Albertina Trindade and Mrs. Karita Trindade.  Respondent</w:t>
       </w:r>
     </w:p>
     <w:p>
@@ -432,7 +456,7 @@
           <w:i w:val="0"/>
           <w:sz w:val="22"/>
         </w:rPr>
-        <w:t xml:space="preserve">     Mrs. Albertina Trindade and Mrs. Karita Trindade. Respondent</w:t>
+        <w:t>No. 1, 2 &amp; 3. Respondent No. 4 Shri. Murlidhar Sadarangani</w:t>
       </w:r>
     </w:p>
     <w:p>
@@ -443,7 +467,7 @@
           <w:i w:val="0"/>
           <w:sz w:val="22"/>
         </w:rPr>
-        <w:t xml:space="preserve">     No. 1, 2 &amp; 3. Respondent No. 4 Shri. Murlidhar Sadarangani</w:t>
+        <w:t>present in  person. Adv. Noorani sent an SMS  informing  there is</w:t>
       </w:r>
     </w:p>
     <w:p>
@@ -454,7 +478,7 @@
           <w:i w:val="0"/>
           <w:sz w:val="22"/>
         </w:rPr>
-        <w:t xml:space="preserve">     present in person. Adv. Noorani sent an SMS informing there is</w:t>
+        <w:t>some medical emergency in his family and as such will seek time.</w:t>
       </w:r>
     </w:p>
     <w:p>
@@ -465,7 +489,7 @@
           <w:i w:val="0"/>
           <w:sz w:val="22"/>
         </w:rPr>
-        <w:t xml:space="preserve">     some medical emergency in his family and as such will seek time.</w:t>
+        <w:t>Adv. Noorani stated that he has informed to the contesting parties</w:t>
       </w:r>
     </w:p>
     <w:p>
@@ -476,7 +500,7 @@
           <w:i w:val="0"/>
           <w:sz w:val="22"/>
         </w:rPr>
-        <w:t xml:space="preserve">     Adv. Noorani stated that he has informed to the contesting parties</w:t>
+        <w:t>/ their advocates these circumstances and that they have consented</w:t>
       </w:r>
     </w:p>
     <w:p>
@@ -487,7 +511,7 @@
           <w:i w:val="0"/>
           <w:sz w:val="22"/>
         </w:rPr>
-        <w:t xml:space="preserve">     / their advocates these circumstances and that they have consented</w:t>
+        <w:t>to an adjournment.</w:t>
       </w:r>
     </w:p>
     <w:p>
@@ -498,7 +522,7 @@
           <w:i w:val="0"/>
           <w:sz w:val="22"/>
         </w:rPr>
-        <w:t xml:space="preserve">     to an adjournment.</w:t>
+        <w:t>2. The Tribunal inquired with Adv Braganza about the development</w:t>
       </w:r>
     </w:p>
     <w:p>
@@ -509,7 +533,7 @@
           <w:i w:val="0"/>
           <w:sz w:val="22"/>
         </w:rPr>
-        <w:t>2.   The Tribunal inquired with Adv Braganza about the development</w:t>
+        <w:t>in the settlement talks. Adv. Braganza informed that the talks are</w:t>
       </w:r>
     </w:p>
     <w:p>
@@ -520,7 +544,7 @@
           <w:i w:val="0"/>
           <w:sz w:val="22"/>
         </w:rPr>
-        <w:t xml:space="preserve">     in the settlement talks. Adv. Braganza informed that the talks are</w:t>
+        <w:t>on and the parties will require some more time to wind up on a</w:t>
       </w:r>
     </w:p>
     <w:p>
@@ -531,7 +555,19 @@
           <w:i w:val="0"/>
           <w:sz w:val="22"/>
         </w:rPr>
-        <w:t xml:space="preserve">     on and the parties will require some more time to wind up on a</w:t>
+        <w:t>fruitful note.</w:t>
+      </w:r>
+    </w:p>
+    <w:p/>
+    <w:p>
+      <w:r>
+        <w:rPr>
+          <w:rFonts w:ascii="Times New Roman" w:hAnsi="Times New Roman" w:eastAsia="Times New Roman"/>
+          <w:b w:val="0"/>
+          <w:i w:val="0"/>
+          <w:sz w:val="22"/>
+        </w:rPr>
+        <w:t>3. In view of the above with consent of the parties, matter is</w:t>
       </w:r>
     </w:p>
     <w:p>
@@ -542,20 +578,7 @@
           <w:i w:val="0"/>
           <w:sz w:val="22"/>
         </w:rPr>
-        <w:t xml:space="preserve">     fruitful note.</w:t>
-      </w:r>
-    </w:p>
-    <w:p/>
-    <w:p>
-      <w:r>
-        <w:rPr>
-          <w:rFonts w:ascii="Times New Roman" w:hAnsi="Times New Roman" w:eastAsia="Times New Roman"/>
-          <w:b/>
-          <w:i w:val="0"/>
-          <w:color w:val="8B2E2E"/>
-          <w:sz w:val="26"/>
-        </w:rPr>
-        <w:t>Page 2 of 2</w:t>
+        <w:t>adjourned to 13.12.2025 at 05.00 pm same venue same seat.</w:t>
       </w:r>
     </w:p>
     <w:p>
@@ -566,7 +589,7 @@
           <w:i w:val="0"/>
           <w:sz w:val="22"/>
         </w:rPr>
-        <w:t>3.   In view of the above with consent of the parties, matter is</w:t>
+        <w:t>4. The matter stands adjourned as above.</w:t>
       </w:r>
     </w:p>
     <w:p>
@@ -577,7 +600,7 @@
           <w:i w:val="0"/>
           <w:sz w:val="22"/>
         </w:rPr>
-        <w:t xml:space="preserve">     adjourned to 13.12.2025 at 05.00 pm same venue same seat.</w:t>
+        <w:t>5. Stand Over to 13&lt;sup&gt;th&lt;/sup&gt; December  2025 at 05.00 pm at the same venue</w:t>
       </w:r>
     </w:p>
     <w:p>
@@ -588,7 +611,7 @@
           <w:i w:val="0"/>
           <w:sz w:val="22"/>
         </w:rPr>
-        <w:t>4.   The matter stands adjourned as above.</w:t>
+        <w:t>and seat.</w:t>
       </w:r>
     </w:p>
     <w:p>
@@ -599,7 +622,7 @@
           <w:i w:val="0"/>
           <w:sz w:val="22"/>
         </w:rPr>
-        <w:t>5.   Stand Over to 13th December 2025 at 05.00 pm at the same venue</w:t>
+        <w:t>Place: Panaji – Goa.</w:t>
       </w:r>
     </w:p>
     <w:p>
@@ -610,7 +633,7 @@
           <w:i w:val="0"/>
           <w:sz w:val="22"/>
         </w:rPr>
-        <w:t xml:space="preserve">     and seat.</w:t>
+        <w:t>Date:22.11.2025</w:t>
       </w:r>
     </w:p>
     <w:p>
@@ -621,7 +644,7 @@
           <w:i w:val="0"/>
           <w:sz w:val="22"/>
         </w:rPr>
-        <w:t>Place: Panaji – Goa.           Sr. Adv. Nitin N. N. P. Sardessai</w:t>
+        <w:t>Sr. Adv. Nitin N. N. P. Sardessai</w:t>
       </w:r>
     </w:p>
     <w:p>
@@ -632,10 +655,9 @@
           <w:i w:val="0"/>
           <w:sz w:val="22"/>
         </w:rPr>
-        <w:t>Date:22.11.2025                          Sole Arbitrator</w:t>
+        <w:t>Sole Arbitrator</w:t>
       </w:r>
     </w:p>
-    <w:p/>
     <w:sectPr>
       <w:headerReference w:type="default" r:id="rId9"/>
       <w:footerReference w:type="default" r:id="rId10"/>
